--- a/hin/docx/009.content.docx
+++ b/hin/docx/009.content.docx
@@ -36064,21 +36064,57 @@
         <w:rPr>
           <w:lang w:val="hi_IN" w:bidi="hi_IN"/>
         </w:rPr>
-        <w:t>2 एस्ड्रास का मुख्य भाग (अध्याय 3–14) संभवतः एक फिलिस्तीनी यहूदी द्वारा लिखा गया था। दो अतिरिक्त खण्ड (अध्याय 1–2 और 15–16) बाद में अज्ञात मसीही लेखकों द्वारा जोड़े गए थे। कुछ विद्वानों का तर्क है कि यह इब्रानी भाषा में लिखा गया था, लेकिन आज उपलब्ध सभी पाठ्य संस्करण यूनानी या कॉप्टिक भाषा के टुकड़ों में हैं।</w:t>
-      </w:r>
-    </w:p>
-    <w:p>
-      <w:pPr/>
-      <w:r>
-        <w:rPr>
-          <w:lang w:val="hi_IN" w:bidi="hi_IN"/>
-        </w:rPr>
-      </w:r>
-      <w:r>
-        <w:rPr>
-          <w:lang w:val="hi_IN" w:bidi="hi_IN"/>
-        </w:rPr>
-        <w:t>ग्रंथ के संपूर्ण संस्करण उपलब्ध हैं:</w:t>
+        <w:t>2 एस्ड्रास का मुख्य भाग (अध्याय 3–14) संभवतः एक फिलिस्तीनी यहूदी द्वारा लिखा गया था। दो अतिरिक्त खण्ड (अध्याय 1–2 और 15–16) बाद में अज्ञात मसीही लेखकों द्वारा जोड़े गए थे। कुछ विद्वानों का मानना ​​है कि यह लेख शायद सबसे पहले इब्रानी भाषा में लिखा गया था। हालाँकि, जो पांडुलिपियाँ आज मौजूद हैं, उनमें यूनानी और कॉप्टिक भाषाओं के केवल कुछ हिस्से ही मिलते हैं, जबकि सीरियाई, इथियोपियाई, अरबी, अर्मेनी, जॉर्जियाई और लातिनी भाषाओं में इसके पूरे संस्करण उपलब्ध हैं।</w:t>
+      </w:r>
+    </w:p>
+    <w:p>
+      <w:pPr>
+        <w:pStyle w:val="Heading3"/>
+      </w:pPr>
+      <w:r>
+        <w:rPr>
+          <w:lang w:val="hi_IN" w:bidi="hi_IN"/>
+        </w:rPr>
+        <w:t>एस्ड्रास की दूसरी पुस्तक कब लिखी गई थी?</w:t>
+      </w:r>
+    </w:p>
+    <w:p>
+      <w:pPr/>
+      <w:r>
+        <w:rPr>
+          <w:lang w:val="hi_IN" w:bidi="hi_IN"/>
+        </w:rPr>
+      </w:r>
+      <w:r>
+        <w:rPr>
+          <w:lang w:val="hi_IN" w:bidi="hi_IN"/>
+        </w:rPr>
+        <w:t>अधिकांश विद्वान पुस्तक के यहूदी खण्डों की तिथि लगभग ईस्वी 95–100 के आसपास मानते हैं। अध्याय 1 और 2 शायद ईस्वी 200 के आसपास लिखे गए थे। अध्याय 15 और 16 संभवतः ईस्वी 120 से 300 के बीच लिखे गए थे। ये अध्याय मसीहियों के प्रति उस समय हो रहे कठोर व्यवहार (सताव) के विषय में प्रतीत होते हैं।</w:t>
+      </w:r>
+    </w:p>
+    <w:p>
+      <w:pPr>
+        <w:pStyle w:val="Heading3"/>
+      </w:pPr>
+      <w:r>
+        <w:rPr>
+          <w:lang w:val="hi_IN" w:bidi="hi_IN"/>
+        </w:rPr>
+        <w:t>एस्ड्रास की दूसरी पुस्तक की पृष्ठभूमि क्या है?</w:t>
+      </w:r>
+    </w:p>
+    <w:p>
+      <w:pPr/>
+      <w:r>
+        <w:rPr>
+          <w:lang w:val="hi_IN" w:bidi="hi_IN"/>
+        </w:rPr>
+      </w:r>
+      <w:r>
+        <w:rPr>
+          <w:lang w:val="hi_IN" w:bidi="hi_IN"/>
+        </w:rPr>
+        <w:t>दूसरा एस्ड्रास एक अन्त्कालिक ग्रन्थ है। अन्त्कालिक लेखन एक ऐसी शैली है जिसका उपयोग यहूदी और मसीही लेखक करते हैं और यह अक्सर सताव के समय में लिखी जाती है। अन्त्कालिक लेखन कुछ विशेषताओं को साझा करते हैं:</w:t>
       </w:r>
     </w:p>
     <w:p>
@@ -36096,7 +36132,7 @@
         <w:rPr>
           <w:lang w:val="hi_IN" w:bidi="hi_IN"/>
         </w:rPr>
-        <w:t>सीरियाई</w:t>
+        <w:t>वे इतिहास में परमेश्‍वर के परम उद्देश्य पर चर्चा करते हैं।</w:t>
       </w:r>
     </w:p>
     <w:p>
@@ -36114,7 +36150,21 @@
         <w:rPr>
           <w:lang w:val="hi_IN" w:bidi="hi_IN"/>
         </w:rPr>
-        <w:t>इथियोपियाई</w:t>
+        <w:t>वे अत्यधिक वर्णनात्मक और प्रतीकात्मक भाषा का उपयोग करते हैं।</w:t>
+      </w:r>
+    </w:p>
+    <w:p>
+      <w:pPr/>
+      <w:r>
+        <w:rPr>
+          <w:lang w:val="hi_IN" w:bidi="hi_IN"/>
+        </w:rPr>
+      </w:r>
+      <w:r>
+        <w:rPr>
+          <w:lang w:val="hi_IN" w:bidi="hi_IN"/>
+        </w:rPr>
+        <w:t>ईसा पूर्व 200 और ईस्वी 350 के बीच अन्त्कालिक लेखन लोकप्रिय था। ये महान सताव के काल थे:</w:t>
       </w:r>
     </w:p>
     <w:p>
@@ -36132,7 +36182,7 @@
         <w:rPr>
           <w:lang w:val="hi_IN" w:bidi="hi_IN"/>
         </w:rPr>
-        <w:t xml:space="preserve">अरबी </w:t>
+        <w:t>यहूदी लोगों को मक्काबी काल (लगभग ईसा पूर्व 167 से 63) के दौरान अत्याचार सहना पड़ा था।</w:t>
       </w:r>
     </w:p>
     <w:p>
@@ -36150,7 +36200,7 @@
         <w:rPr>
           <w:lang w:val="hi_IN" w:bidi="hi_IN"/>
         </w:rPr>
-        <w:t>अर्मेनी</w:t>
+        <w:t>यहूदी कट्टरपंथियों (जो रोमी शासन का कड़ा विरोध करते थे) के ऊपर रोम में अत्याचार किया गया था।</w:t>
       </w:r>
     </w:p>
     <w:p>
@@ -36168,25 +36218,61 @@
         <w:rPr>
           <w:lang w:val="hi_IN" w:bidi="hi_IN"/>
         </w:rPr>
-        <w:t>जॉर्जियाई</w:t>
-      </w:r>
-    </w:p>
-    <w:p>
-      <w:pPr>
-        <w:pStyle w:val="ListBullet"/>
-        <w:spacing w:line="240" w:lineRule="auto"/>
-        <w:ind w:left="720"/>
-      </w:pPr>
-      <w:r>
-        <w:rPr>
-          <w:lang w:val="hi_IN" w:bidi="hi_IN"/>
-        </w:rPr>
-      </w:r>
-      <w:r>
-        <w:rPr>
-          <w:lang w:val="hi_IN" w:bidi="hi_IN"/>
-        </w:rPr>
-        <w:t>लातिनी</w:t>
+        <w:t>मसीहियों को रोमी साम्राज्य में अत्याचार सहना पड़ा था।</w:t>
+      </w:r>
+    </w:p>
+    <w:p>
+      <w:pPr/>
+      <w:r>
+        <w:rPr>
+          <w:lang w:val="hi_IN" w:bidi="hi_IN"/>
+        </w:rPr>
+      </w:r>
+      <w:r>
+        <w:rPr>
+          <w:lang w:val="hi_IN" w:bidi="hi_IN"/>
+        </w:rPr>
+        <w:t>यहूदी अन्त्कालिक लेखन अक्सर इस्राएल या यहूदी धर्म के भविष्य पर चर्चा करता है। 2 एस्ड्रास 14 में, एज्रा को एक क्रम में दर्शन प्राप्त होते हैं जो प्रकट करते हैं कि "पवित्र पुस्तकें" उन्हें पुनः प्राप्त होंगी। इन पुस्तकों में 24 पुराने नियम की पुस्तकें और 70 दुर्लभ अन्त्कालिक लेखन शामिल हैं। यह सुझाव देता है कि अन्त्कालिक साहित्य लोकप्रिय था।</w:t>
+      </w:r>
+    </w:p>
+    <w:p>
+      <w:pPr/>
+      <w:r>
+        <w:rPr>
+          <w:lang w:val="hi_IN" w:bidi="hi_IN"/>
+        </w:rPr>
+      </w:r>
+      <w:r>
+        <w:rPr>
+          <w:lang w:val="hi_IN" w:bidi="hi_IN"/>
+        </w:rPr>
+        <w:t>उस समय, यहूदियों का मानना था कि भविष्यवाणी अब नहीं हो सकती। अतः लेखक ने ऐसे लिखा जैसे कि एज्रा, जो बहुत पहले का कोई व्यक्ति था, इन प्रकाशनों को बोल रहा था।</w:t>
+      </w:r>
+    </w:p>
+    <w:p>
+      <w:pPr/>
+      <w:r>
+        <w:rPr>
+          <w:lang w:val="hi_IN" w:bidi="hi_IN"/>
+        </w:rPr>
+      </w:r>
+      <w:r>
+        <w:rPr>
+          <w:lang w:val="hi_IN" w:bidi="hi_IN"/>
+        </w:rPr>
+        <w:t xml:space="preserve">पुस्तक के यहूदी मूल (अध्याय 3–14) का शीर्षक "एज्रा भविष्यद्वक्ता" या "एज्रा का अन्त्कालिक ग्रन्थ" था। यह लातिनी वल्गेट बाइबल में 4 एस्ड्रास के रूप में जाना जाता था (ईस्वी 404 में जेरोम द्वारा एक लातिनी अनुवाद)। सेप्टुआजेंट (पुराने नियम का एक प्राचीन यूनानी अनुवाद) में, इसे 3 एस्ड्रास के रूप में जाना जाता है। </w:t>
+      </w:r>
+      <w:r>
+        <w:rPr>
+          <w:lang w:val="hi_IN" w:bidi="hi_IN"/>
+        </w:rPr>
+        <w:t>प्रोटेस्टेंट</w:t>
+      </w:r>
+      <w:r>
+        <w:rPr>
+          <w:lang w:val="hi_IN" w:bidi="hi_IN"/>
+        </w:rPr>
+        <w:t xml:space="preserve"> संस्करणों में, पुस्तक को 2 एस्ड्रास कहा जाता है। पुस्तक में मसीही अंशों को कभी-कभी 5 एस्ड्रास के रूप में अलग करके प्रसारित किया जाता था, तथा अध्याय 15 और 16 को 6 एस्ड्रास नाम दिया गया था।“एज्रा का अंगीकार” भी अलग से प्रसारित किया गया, जिससे भ्रम और अधिक बढ़ गया (2 एस्ड्रा 8:20–36)।</w:t>
       </w:r>
     </w:p>
     <w:p>
@@ -36197,214 +36283,6 @@
         <w:rPr>
           <w:lang w:val="hi_IN" w:bidi="hi_IN"/>
         </w:rPr>
-        <w:t>एस्ड्रास की दूसरी पुस्तक कब लिखी गई थी?</w:t>
-      </w:r>
-    </w:p>
-    <w:p>
-      <w:pPr/>
-      <w:r>
-        <w:rPr>
-          <w:lang w:val="hi_IN" w:bidi="hi_IN"/>
-        </w:rPr>
-      </w:r>
-      <w:r>
-        <w:rPr>
-          <w:lang w:val="hi_IN" w:bidi="hi_IN"/>
-        </w:rPr>
-        <w:t>अधिकांश विद्वान पुस्तक के यहूदी खण्डों की तिथि लगभग ईस्वी 95–100 के आसपास मानते हैं। अध्याय 1 और 2 शायद ईस्वी 200 के आसपास लिखे गए थे। अध्याय 15 और 16 संभवतः ईस्वी 120 से 300 के बीच लिखे गए थे। ये अध्याय मसीहियों के प्रति उस समय हो रहे कठोर व्यवहार (सताव) के विषय में प्रतीत होते हैं।</w:t>
-      </w:r>
-    </w:p>
-    <w:p>
-      <w:pPr>
-        <w:pStyle w:val="Heading3"/>
-      </w:pPr>
-      <w:r>
-        <w:rPr>
-          <w:lang w:val="hi_IN" w:bidi="hi_IN"/>
-        </w:rPr>
-        <w:t>एस्ड्रास की दूसरी पुस्तक की पृष्ठभूमि क्या है?</w:t>
-      </w:r>
-    </w:p>
-    <w:p>
-      <w:pPr/>
-      <w:r>
-        <w:rPr>
-          <w:lang w:val="hi_IN" w:bidi="hi_IN"/>
-        </w:rPr>
-      </w:r>
-      <w:r>
-        <w:rPr>
-          <w:lang w:val="hi_IN" w:bidi="hi_IN"/>
-        </w:rPr>
-        <w:t>दूसरा एस्ड्रास एक अन्त्कालिक ग्रन्थ है। अन्त्कालिक लेखन एक ऐसी शैली है जिसका उपयोग यहूदी और मसीही लेखक करते हैं और यह अक्सर सताव के समय में लिखी जाती है। अन्त्कालिक लेखन कुछ विशेषताओं को साझा करते हैं:</w:t>
-      </w:r>
-    </w:p>
-    <w:p>
-      <w:pPr>
-        <w:pStyle w:val="ListBullet"/>
-        <w:spacing w:line="240" w:lineRule="auto"/>
-        <w:ind w:left="720"/>
-      </w:pPr>
-      <w:r>
-        <w:rPr>
-          <w:lang w:val="hi_IN" w:bidi="hi_IN"/>
-        </w:rPr>
-      </w:r>
-      <w:r>
-        <w:rPr>
-          <w:lang w:val="hi_IN" w:bidi="hi_IN"/>
-        </w:rPr>
-        <w:t>वे इतिहास में परमेश्‍वर के परम उद्देश्य पर चर्चा करते हैं।</w:t>
-      </w:r>
-    </w:p>
-    <w:p>
-      <w:pPr>
-        <w:pStyle w:val="ListBullet"/>
-        <w:spacing w:line="240" w:lineRule="auto"/>
-        <w:ind w:left="720"/>
-      </w:pPr>
-      <w:r>
-        <w:rPr>
-          <w:lang w:val="hi_IN" w:bidi="hi_IN"/>
-        </w:rPr>
-      </w:r>
-      <w:r>
-        <w:rPr>
-          <w:lang w:val="hi_IN" w:bidi="hi_IN"/>
-        </w:rPr>
-        <w:t>वे अत्यधिक वर्णनात्मक और प्रतीकात्मक भाषा का उपयोग करते हैं।</w:t>
-      </w:r>
-    </w:p>
-    <w:p>
-      <w:pPr/>
-      <w:r>
-        <w:rPr>
-          <w:lang w:val="hi_IN" w:bidi="hi_IN"/>
-        </w:rPr>
-      </w:r>
-      <w:r>
-        <w:rPr>
-          <w:lang w:val="hi_IN" w:bidi="hi_IN"/>
-        </w:rPr>
-        <w:t>ईसा पूर्व 200 और ईस्वी 350 के बीच अन्त्कालिक लेखन लोकप्रिय था। ये महान सताव के काल थे:</w:t>
-      </w:r>
-    </w:p>
-    <w:p>
-      <w:pPr>
-        <w:pStyle w:val="ListBullet"/>
-        <w:spacing w:line="240" w:lineRule="auto"/>
-        <w:ind w:left="720"/>
-      </w:pPr>
-      <w:r>
-        <w:rPr>
-          <w:lang w:val="hi_IN" w:bidi="hi_IN"/>
-        </w:rPr>
-      </w:r>
-      <w:r>
-        <w:rPr>
-          <w:lang w:val="hi_IN" w:bidi="hi_IN"/>
-        </w:rPr>
-        <w:t>यहूदी लोगों को मक्काबी काल (लगभग ईसा पूर्व 167 से 63) के दौरान अत्याचार सहना पड़ा था।</w:t>
-      </w:r>
-    </w:p>
-    <w:p>
-      <w:pPr>
-        <w:pStyle w:val="ListBullet"/>
-        <w:spacing w:line="240" w:lineRule="auto"/>
-        <w:ind w:left="720"/>
-      </w:pPr>
-      <w:r>
-        <w:rPr>
-          <w:lang w:val="hi_IN" w:bidi="hi_IN"/>
-        </w:rPr>
-      </w:r>
-      <w:r>
-        <w:rPr>
-          <w:lang w:val="hi_IN" w:bidi="hi_IN"/>
-        </w:rPr>
-        <w:t>यहूदी कट्टरपंथियों (जो रोमी शासन का कड़ा विरोध करते थे) के ऊपर रोम में अत्याचार किया गया था।</w:t>
-      </w:r>
-    </w:p>
-    <w:p>
-      <w:pPr>
-        <w:pStyle w:val="ListBullet"/>
-        <w:spacing w:line="240" w:lineRule="auto"/>
-        <w:ind w:left="720"/>
-      </w:pPr>
-      <w:r>
-        <w:rPr>
-          <w:lang w:val="hi_IN" w:bidi="hi_IN"/>
-        </w:rPr>
-      </w:r>
-      <w:r>
-        <w:rPr>
-          <w:lang w:val="hi_IN" w:bidi="hi_IN"/>
-        </w:rPr>
-        <w:t>मसीहियों को रोमी साम्राज्य में अत्याचार सहना पड़ा था।</w:t>
-      </w:r>
-    </w:p>
-    <w:p>
-      <w:pPr/>
-      <w:r>
-        <w:rPr>
-          <w:lang w:val="hi_IN" w:bidi="hi_IN"/>
-        </w:rPr>
-      </w:r>
-      <w:r>
-        <w:rPr>
-          <w:lang w:val="hi_IN" w:bidi="hi_IN"/>
-        </w:rPr>
-        <w:t>यहूदी अन्त्कालिक लेखन अक्सर इस्राएल या यहूदी धर्म के भविष्य पर चर्चा करता है। 2 एस्ड्रास 14 में, एज्रा को एक क्रम में दर्शन प्राप्त होते हैं जो प्रकट करते हैं कि "पवित्र पुस्तकें" उन्हें पुनः प्राप्त होंगी। इन पुस्तकों में 24 पुराने नियम की पुस्तकें और 70 दुर्लभ अन्त्कालिक लेखन शामिल हैं। यह सुझाव देता है कि अन्त्कालिक साहित्य लोकप्रिय था।</w:t>
-      </w:r>
-    </w:p>
-    <w:p>
-      <w:pPr/>
-      <w:r>
-        <w:rPr>
-          <w:lang w:val="hi_IN" w:bidi="hi_IN"/>
-        </w:rPr>
-      </w:r>
-      <w:r>
-        <w:rPr>
-          <w:lang w:val="hi_IN" w:bidi="hi_IN"/>
-        </w:rPr>
-        <w:t>उस समय, यहूदियों का मानना था कि भविष्यवाणी अब नहीं हो सकती। अतः लेखक ने ऐसे लिखा जैसे कि एज्रा, जो बहुत पहले का कोई व्यक्ति था, इन प्रकाशनों को बोल रहा था।</w:t>
-      </w:r>
-    </w:p>
-    <w:p>
-      <w:pPr/>
-      <w:r>
-        <w:rPr>
-          <w:lang w:val="hi_IN" w:bidi="hi_IN"/>
-        </w:rPr>
-      </w:r>
-      <w:r>
-        <w:rPr>
-          <w:lang w:val="hi_IN" w:bidi="hi_IN"/>
-        </w:rPr>
-        <w:t xml:space="preserve">पुस्तक के यहूदी मूल (अध्याय 3–14) का शीर्षक "एज्रा भविष्यद्वक्ता" या "एज्रा का अन्त्कालिक ग्रन्थ" था। यह लातिनी वल्गेट बाइबल में 4 एस्ड्रास के रूप में जाना जाता था (ईस्वी 404 में जेरोम द्वारा एक लातिनी अनुवाद)। सेप्टुआजेंट (पुराने नियम का एक प्राचीन यूनानी अनुवाद) में, इसे 3 एस्ड्रास के रूप में जाना जाता है। </w:t>
-      </w:r>
-      <w:r>
-        <w:rPr>
-          <w:lang w:val="hi_IN" w:bidi="hi_IN"/>
-        </w:rPr>
-        <w:t>प्रोटेस्टेंट</w:t>
-      </w:r>
-      <w:r>
-        <w:rPr>
-          <w:lang w:val="hi_IN" w:bidi="hi_IN"/>
-        </w:rPr>
-        <w:t xml:space="preserve"> संस्करणों में, पुस्तक को 2 एस्ड्रास कहा जाता है। पुस्तक में मसीही अंशों को कभी-कभी 5 एस्ड्रास के रूप में अलग करके प्रसारित किया जाता था, तथा अध्याय 15 और 16 को 6 एस्ड्रास नाम दिया गया था।“एज्रा का अंगीकार” भी अलग से प्रसारित किया गया, जिससे भ्रम और अधिक बढ़ गया (2 एस्ड्रा 8:20–36)।</w:t>
-      </w:r>
-    </w:p>
-    <w:p>
-      <w:pPr>
-        <w:pStyle w:val="Heading3"/>
-      </w:pPr>
-      <w:r>
-        <w:rPr>
-          <w:lang w:val="hi_IN" w:bidi="hi_IN"/>
-        </w:rPr>
         <w:t>एस्ड्रास की दूसरी पुस्तक क्यों लिखी गई थी? यह परमेश्वर के बारे में क्या सिखाती है?</w:t>
       </w:r>
     </w:p>
@@ -36419,7 +36297,7 @@
         <w:rPr>
           <w:lang w:val="hi_IN" w:bidi="hi_IN"/>
         </w:rPr>
-        <w:t>एस्ड्रास की दूसरी पुस्तक ईस्वी 70 में लिखी गई थी जब रोमी लोगों ने यरूशलेम और मंदिर को नष्ट कर दिया था। यह पुस्तक यहूदियों को आशा देने का प्रयास करती है।</w:t>
+        <w:t>सन् 70 ईस्वी में रोमी लोगों के द्वारा यरूशलेम और मंदिर के विनाश के कारण एस्ड्रास की दूसरी पुस्तक की रचना हुई। यह पुस्तक यहूदियों को आशा देने का प्रयास करती है।</w:t>
       </w:r>
     </w:p>
     <w:p>
